--- a/backend/app/templates/docx/D09_BAPB.docx
+++ b/backend/app/templates/docx/D09_BAPB.docx
@@ -15,6 +15,18 @@
           <w:sz w:val="17"/>
         </w:rPr>
         <w:t>{{ draft_banner }}</w:t>
+      </w:r>
+    </w:p>
+    <w:p>
+      <w:pPr>
+        <w:spacing w:before="0" w:after="80"/>
+        <w:jc w:val="center"/>
+      </w:pPr>
+      <w:r>
+        <w:rPr>
+          <w:rFonts w:ascii="Arial" w:hAnsi="Arial"/>
+        </w:rPr>
+        <w:t>{% if school_has_letterhead_image %}{{ school_letterhead_image }}{% else %}</w:t>
       </w:r>
     </w:p>
     <w:p>
@@ -62,11 +74,12 @@
       </w:pPr>
       <w:r>
         <w:rPr>
+          <w:rFonts w:ascii="Arial" w:hAnsi="Arial"/>
           <w:b/>
           <w:color w:val="1A365D"/>
           <w:sz w:val="19"/>
         </w:rPr>
-        <w:t>====================================================================</w:t>
+        <w:t>===================================================================={% endif %}</w:t>
       </w:r>
     </w:p>
     <w:p>
@@ -126,8 +139,8 @@
         </w:trPr>
         <w:tc>
           <w:tcPr>
-            <w:tcW w:type="dxa" w:w="792"/>
-            <w:tcW w:w="792" w:type="dxa"/>
+            <w:tcW w:type="dxa" w:w="504"/>
+            <w:tcW w:w="503" w:type="dxa"/>
             <w:tcMar>
               <w:top w:w="120" w:type="dxa"/>
               <w:bottom w:w="120" w:type="dxa"/>
@@ -152,8 +165,8 @@
         </w:tc>
         <w:tc>
           <w:tcPr>
-            <w:tcW w:type="dxa" w:w="4608"/>
-            <w:tcW w:w="4608" w:type="dxa"/>
+            <w:tcW w:type="dxa" w:w="4896"/>
+            <w:tcW w:w="4896" w:type="dxa"/>
             <w:tcMar>
               <w:top w:w="120" w:type="dxa"/>
               <w:bottom w:w="120" w:type="dxa"/>
@@ -298,8 +311,8 @@
         </w:trPr>
         <w:tc>
           <w:tcPr>
-            <w:tcW w:type="dxa" w:w="792"/>
-            <w:tcW w:w="792" w:type="dxa"/>
+            <w:tcW w:type="dxa" w:w="504"/>
+            <w:tcW w:w="503" w:type="dxa"/>
             <w:tcMar>
               <w:top w:w="90" w:type="dxa"/>
               <w:bottom w:w="90" w:type="dxa"/>
@@ -322,8 +335,8 @@
         </w:tc>
         <w:tc>
           <w:tcPr>
-            <w:tcW w:type="dxa" w:w="4608"/>
-            <w:tcW w:w="4608" w:type="dxa"/>
+            <w:tcW w:type="dxa" w:w="4896"/>
+            <w:tcW w:w="4896" w:type="dxa"/>
             <w:tcMar>
               <w:top w:w="90" w:type="dxa"/>
               <w:bottom w:w="90" w:type="dxa"/>
@@ -458,6 +471,7 @@
     </w:tbl>
     <w:p>
       <w:pPr>
+        <w:keepNext/>
         <w:spacing w:before="160" w:after="160"/>
       </w:pPr>
       <w:r>
@@ -467,9 +481,14 @@
     </w:p>
     <w:p>
       <w:pPr>
+        <w:keepNext/>
         <w:spacing w:before="160" w:after="80"/>
       </w:pPr>
       <w:r>
+        <w:rPr>
+          <w:rFonts w:ascii="Arial" w:hAnsi="Arial"/>
+          <w:b/>
+        </w:rPr>
         <w:t>Tim Pemeriksa Hasil Pekerjaan (PPHP):</w:t>
         <w:br/>
       </w:r>
@@ -493,6 +512,9 @@
         <w:gridCol w:w="5040"/>
       </w:tblGrid>
       <w:tr>
+        <w:trPr>
+          <w:cantSplit/>
+        </w:trPr>
         <w:tc>
           <w:tcPr>
             <w:tcW w:type="dxa" w:w="6048"/>
@@ -505,7 +527,13 @@
             </w:tcMar>
           </w:tcPr>
           <w:p>
+            <w:pPr>
+              <w:keepNext/>
+            </w:pPr>
             <w:r>
+              <w:rPr>
+                <w:rFonts w:ascii="Arial" w:hAnsi="Arial"/>
+              </w:rPr>
               <w:t>1. Ketua      : {{ officials.pphp_ketua.name }} (NIP: {{ officials.pphp_ketua.nip }})</w:t>
             </w:r>
           </w:p>
@@ -522,13 +550,22 @@
             </w:tcMar>
           </w:tcPr>
           <w:p>
+            <w:pPr>
+              <w:keepNext/>
+            </w:pPr>
             <w:r>
+              <w:rPr>
+                <w:rFonts w:ascii="Arial" w:hAnsi="Arial"/>
+              </w:rPr>
               <w:t>( 1. ................................ )</w:t>
             </w:r>
           </w:p>
         </w:tc>
       </w:tr>
       <w:tr>
+        <w:trPr>
+          <w:cantSplit/>
+        </w:trPr>
         <w:tc>
           <w:tcPr>
             <w:tcW w:type="dxa" w:w="6048"/>
@@ -541,7 +578,13 @@
             </w:tcMar>
           </w:tcPr>
           <w:p>
+            <w:pPr>
+              <w:keepNext/>
+            </w:pPr>
             <w:r>
+              <w:rPr>
+                <w:rFonts w:ascii="Arial" w:hAnsi="Arial"/>
+              </w:rPr>
               <w:t>2. Sekretaris : {{ officials.pphp_sekretaris.name }} (NIP: {{ officials.pphp_sekretaris.nip }})</w:t>
             </w:r>
           </w:p>
@@ -558,13 +601,22 @@
             </w:tcMar>
           </w:tcPr>
           <w:p>
+            <w:pPr>
+              <w:keepNext/>
+            </w:pPr>
             <w:r>
+              <w:rPr>
+                <w:rFonts w:ascii="Arial" w:hAnsi="Arial"/>
+              </w:rPr>
               <w:t>( 2. ................................ )</w:t>
             </w:r>
           </w:p>
         </w:tc>
       </w:tr>
       <w:tr>
+        <w:trPr>
+          <w:cantSplit/>
+        </w:trPr>
         <w:tc>
           <w:tcPr>
             <w:tcW w:type="dxa" w:w="6048"/>
@@ -577,7 +629,13 @@
             </w:tcMar>
           </w:tcPr>
           <w:p>
+            <w:pPr>
+              <w:keepNext/>
+            </w:pPr>
             <w:r>
+              <w:rPr>
+                <w:rFonts w:ascii="Arial" w:hAnsi="Arial"/>
+              </w:rPr>
               <w:t>3. Anggota    : {{ officials.pphp_anggota.name }} (NIP: {{ officials.pphp_anggota.nip }})</w:t>
             </w:r>
           </w:p>
@@ -594,7 +652,13 @@
             </w:tcMar>
           </w:tcPr>
           <w:p>
+            <w:pPr>
+              <w:keepNext/>
+            </w:pPr>
             <w:r>
+              <w:rPr>
+                <w:rFonts w:ascii="Arial" w:hAnsi="Arial"/>
+              </w:rPr>
               <w:t>( 3. ................................ )</w:t>
             </w:r>
           </w:p>
@@ -603,9 +667,13 @@
     </w:tbl>
     <w:p>
       <w:pPr>
+        <w:keepNext/>
         <w:spacing w:before="200" w:after="40"/>
       </w:pPr>
       <w:r>
+        <w:rPr>
+          <w:rFonts w:ascii="Arial" w:hAnsi="Arial"/>
+        </w:rPr>
         <w:t>Penyedia Barang ({{ company.legal_name }}):</w:t>
         <w:br/>
         <w:br/>
@@ -614,6 +682,7 @@
       </w:r>
       <w:r>
         <w:rPr>
+          <w:rFonts w:ascii="Arial" w:hAnsi="Arial"/>
           <w:b/>
           <w:u w:val="single"/>
         </w:rPr>
@@ -621,6 +690,9 @@
         <w:br/>
       </w:r>
       <w:r>
+        <w:rPr>
+          <w:rFonts w:ascii="Arial" w:hAnsi="Arial"/>
+        </w:rPr>
         <w:t>Direktur</w:t>
       </w:r>
     </w:p>
@@ -997,6 +1069,10 @@
     <w:name w:val="Normal"/>
     <w:qFormat/>
     <w:rsid w:val="00FC693F"/>
+    <w:rPr>
+      <w:rFonts w:ascii="Arial" w:hAnsi="Arial"/>
+      <w:sz w:val="19"/>
+    </w:rPr>
   </w:style>
   <w:style w:type="paragraph" w:styleId="Header">
     <w:name w:val="header"/>
